--- a/bundle/bewerbungsunterlagen/Anschreiben-Vorlage.docx
+++ b/bundle/bewerbungsunterlagen/Anschreiben-Vorlage.docx
@@ -4,15 +4,61 @@
   <w:body>
     <w:p>
       <w:pPr>
+        <w:spacing w:after="20"/>
+      </w:pPr>
+      <w:r>
+        <w:rPr>
+          <w:rFonts w:ascii="Calibri" w:cs="Calibri" w:eastAsia="Calibri" w:hAnsi="Calibri"/>
+          <w:b/>
+          <w:bCs/>
+          <w:color w:val="111827"/>
+          <w:sz w:val="32"/>
+          <w:szCs w:val="32"/>
+        </w:rPr>
+        <w:t xml:space="preserve">[Vollständiger Name]</w:t>
+      </w:r>
+    </w:p>
+    <w:p>
+      <w:pPr>
+        <w:spacing w:after="160"/>
+      </w:pPr>
+      <w:r>
+        <w:rPr>
+          <w:rFonts w:ascii="Calibri" w:cs="Calibri" w:eastAsia="Calibri" w:hAnsi="Calibri"/>
+          <w:color w:val="6B7280"/>
+          <w:sz w:val="21"/>
+          <w:szCs w:val="21"/>
+        </w:rPr>
+        <w:t xml:space="preserve">[Straße Hausnummer]  ·  [PLZ Ort]  ·  [Telefonnummer]  ·  [E-Mail-Adresse]</w:t>
+      </w:r>
+    </w:p>
+    <w:p>
+      <w:pPr>
+        <w:pBdr>
+          <w:bottom w:val="single" w:color="B08D57" w:sz="10" w:space="4"/>
+        </w:pBdr>
+        <w:spacing w:after="400"/>
+      </w:pPr>
+      <w:r>
+        <w:rPr>
+          <w:sz w:val="2"/>
+          <w:szCs w:val="2"/>
+        </w:rPr>
+        <w:t xml:space="preserve"/>
+      </w:r>
+    </w:p>
+    <w:p>
+      <w:pPr>
         <w:spacing w:after="0"/>
       </w:pPr>
       <w:r>
         <w:rPr>
-          <w:rFonts w:ascii="Arial" w:cs="Arial" w:eastAsia="Arial" w:hAnsi="Arial"/>
-          <w:sz w:val="21"/>
-          <w:szCs w:val="21"/>
-        </w:rPr>
-        <w:t xml:space="preserve">[Vollständiger Name]</w:t>
+          <w:rFonts w:ascii="Calibri" w:cs="Calibri" w:eastAsia="Calibri" w:hAnsi="Calibri"/>
+          <w:color w:val="111827"/>
+          <w:sz w:val="21"/>
+          <w:szCs w:val="21"/>
+        </w:rPr>
+        <w:t xml:space="preserve">[Firma]</w:t>
       </w:r>
     </w:p>
     <w:p>
@@ -21,7 +67,22 @@
       </w:pPr>
       <w:r>
         <w:rPr>
-          <w:rFonts w:ascii="Arial" w:cs="Arial" w:eastAsia="Arial" w:hAnsi="Arial"/>
+          <w:rFonts w:ascii="Calibri" w:cs="Calibri" w:eastAsia="Calibri" w:hAnsi="Calibri"/>
+          <w:color w:val="111827"/>
+          <w:sz w:val="21"/>
+          <w:szCs w:val="21"/>
+        </w:rPr>
+        <w:t xml:space="preserve">[Ansprechpartner/-in, falls bekannt]</w:t>
+      </w:r>
+    </w:p>
+    <w:p>
+      <w:pPr>
+        <w:spacing w:after="0"/>
+      </w:pPr>
+      <w:r>
+        <w:rPr>
+          <w:rFonts w:ascii="Calibri" w:cs="Calibri" w:eastAsia="Calibri" w:hAnsi="Calibri"/>
+          <w:color w:val="111827"/>
           <w:sz w:val="21"/>
           <w:szCs w:val="21"/>
         </w:rPr>
@@ -30,76 +91,12 @@
     </w:p>
     <w:p>
       <w:pPr>
-        <w:spacing w:after="0"/>
-      </w:pPr>
-      <w:r>
-        <w:rPr>
-          <w:rFonts w:ascii="Arial" w:cs="Arial" w:eastAsia="Arial" w:hAnsi="Arial"/>
-          <w:sz w:val="21"/>
-          <w:szCs w:val="21"/>
-        </w:rPr>
-        <w:t xml:space="preserve">[PLZ Ort]</w:t>
-      </w:r>
-    </w:p>
-    <w:p>
-      <w:pPr>
         <w:spacing w:after="400"/>
       </w:pPr>
       <w:r>
         <w:rPr>
-          <w:rFonts w:ascii="Arial" w:cs="Arial" w:eastAsia="Arial" w:hAnsi="Arial"/>
-          <w:sz w:val="21"/>
-          <w:szCs w:val="21"/>
-        </w:rPr>
-        <w:t xml:space="preserve">[Telefonnummer]  ·  [E-Mail-Adresse]</w:t>
-      </w:r>
-    </w:p>
-    <w:p>
-      <w:pPr>
-        <w:spacing w:after="0"/>
-      </w:pPr>
-      <w:r>
-        <w:rPr>
-          <w:rFonts w:ascii="Arial" w:cs="Arial" w:eastAsia="Arial" w:hAnsi="Arial"/>
-          <w:sz w:val="21"/>
-          <w:szCs w:val="21"/>
-        </w:rPr>
-        <w:t xml:space="preserve">[Firma]</w:t>
-      </w:r>
-    </w:p>
-    <w:p>
-      <w:pPr>
-        <w:spacing w:after="0"/>
-      </w:pPr>
-      <w:r>
-        <w:rPr>
-          <w:rFonts w:ascii="Arial" w:cs="Arial" w:eastAsia="Arial" w:hAnsi="Arial"/>
-          <w:sz w:val="21"/>
-          <w:szCs w:val="21"/>
-        </w:rPr>
-        <w:t xml:space="preserve">[Ansprechpartner/-in, falls bekannt]</w:t>
-      </w:r>
-    </w:p>
-    <w:p>
-      <w:pPr>
-        <w:spacing w:after="0"/>
-      </w:pPr>
-      <w:r>
-        <w:rPr>
-          <w:rFonts w:ascii="Arial" w:cs="Arial" w:eastAsia="Arial" w:hAnsi="Arial"/>
-          <w:sz w:val="21"/>
-          <w:szCs w:val="21"/>
-        </w:rPr>
-        <w:t xml:space="preserve">[Straße Hausnummer]</w:t>
-      </w:r>
-    </w:p>
-    <w:p>
-      <w:pPr>
-        <w:spacing w:after="400"/>
-      </w:pPr>
-      <w:r>
-        <w:rPr>
-          <w:rFonts w:ascii="Arial" w:cs="Arial" w:eastAsia="Arial" w:hAnsi="Arial"/>
+          <w:rFonts w:ascii="Calibri" w:cs="Calibri" w:eastAsia="Calibri" w:hAnsi="Calibri"/>
+          <w:color w:val="111827"/>
           <w:sz w:val="21"/>
           <w:szCs w:val="21"/>
         </w:rPr>
@@ -113,7 +110,8 @@
       </w:pPr>
       <w:r>
         <w:rPr>
-          <w:rFonts w:ascii="Arial" w:cs="Arial" w:eastAsia="Arial" w:hAnsi="Arial"/>
+          <w:rFonts w:ascii="Calibri" w:cs="Calibri" w:eastAsia="Calibri" w:hAnsi="Calibri"/>
+          <w:color w:val="6B7280"/>
           <w:sz w:val="21"/>
           <w:szCs w:val="21"/>
         </w:rPr>
@@ -126,9 +124,10 @@
       </w:pPr>
       <w:r>
         <w:rPr>
-          <w:rFonts w:ascii="Arial" w:cs="Arial" w:eastAsia="Arial" w:hAnsi="Arial"/>
+          <w:rFonts w:ascii="Calibri" w:cs="Calibri" w:eastAsia="Calibri" w:hAnsi="Calibri"/>
           <w:b/>
           <w:bCs/>
+          <w:color w:val="B08D57"/>
           <w:sz w:val="21"/>
           <w:szCs w:val="21"/>
         </w:rPr>
@@ -141,7 +140,8 @@
       </w:pPr>
       <w:r>
         <w:rPr>
-          <w:rFonts w:ascii="Arial" w:cs="Arial" w:eastAsia="Arial" w:hAnsi="Arial"/>
+          <w:rFonts w:ascii="Calibri" w:cs="Calibri" w:eastAsia="Calibri" w:hAnsi="Calibri"/>
+          <w:color w:val="111827"/>
           <w:sz w:val="21"/>
           <w:szCs w:val="21"/>
         </w:rPr>
@@ -154,7 +154,8 @@
       </w:pPr>
       <w:r>
         <w:rPr>
-          <w:rFonts w:ascii="Arial" w:cs="Arial" w:eastAsia="Arial" w:hAnsi="Arial"/>
+          <w:rFonts w:ascii="Calibri" w:cs="Calibri" w:eastAsia="Calibri" w:hAnsi="Calibri"/>
+          <w:color w:val="111827"/>
           <w:sz w:val="21"/>
           <w:szCs w:val="21"/>
         </w:rPr>
@@ -167,7 +168,8 @@
       </w:pPr>
       <w:r>
         <w:rPr>
-          <w:rFonts w:ascii="Arial" w:cs="Arial" w:eastAsia="Arial" w:hAnsi="Arial"/>
+          <w:rFonts w:ascii="Calibri" w:cs="Calibri" w:eastAsia="Calibri" w:hAnsi="Calibri"/>
+          <w:color w:val="111827"/>
           <w:sz w:val="21"/>
           <w:szCs w:val="21"/>
         </w:rPr>
@@ -180,7 +182,8 @@
       </w:pPr>
       <w:r>
         <w:rPr>
-          <w:rFonts w:ascii="Arial" w:cs="Arial" w:eastAsia="Arial" w:hAnsi="Arial"/>
+          <w:rFonts w:ascii="Calibri" w:cs="Calibri" w:eastAsia="Calibri" w:hAnsi="Calibri"/>
+          <w:color w:val="111827"/>
           <w:sz w:val="21"/>
           <w:szCs w:val="21"/>
         </w:rPr>
@@ -193,7 +196,8 @@
       </w:pPr>
       <w:r>
         <w:rPr>
-          <w:rFonts w:ascii="Arial" w:cs="Arial" w:eastAsia="Arial" w:hAnsi="Arial"/>
+          <w:rFonts w:ascii="Calibri" w:cs="Calibri" w:eastAsia="Calibri" w:hAnsi="Calibri"/>
+          <w:color w:val="111827"/>
           <w:sz w:val="21"/>
           <w:szCs w:val="21"/>
         </w:rPr>
@@ -206,7 +210,8 @@
       </w:pPr>
       <w:r>
         <w:rPr>
-          <w:rFonts w:ascii="Arial" w:cs="Arial" w:eastAsia="Arial" w:hAnsi="Arial"/>
+          <w:rFonts w:ascii="Calibri" w:cs="Calibri" w:eastAsia="Calibri" w:hAnsi="Calibri"/>
+          <w:color w:val="111827"/>
           <w:sz w:val="21"/>
           <w:szCs w:val="21"/>
         </w:rPr>
@@ -219,7 +224,10 @@
       </w:pPr>
       <w:r>
         <w:rPr>
-          <w:rFonts w:ascii="Arial" w:cs="Arial" w:eastAsia="Arial" w:hAnsi="Arial"/>
+          <w:rFonts w:ascii="Calibri" w:cs="Calibri" w:eastAsia="Calibri" w:hAnsi="Calibri"/>
+          <w:b/>
+          <w:bCs/>
+          <w:color w:val="111827"/>
           <w:sz w:val="21"/>
           <w:szCs w:val="21"/>
         </w:rPr>
